--- a/Инструкция.docx
+++ b/Инструкция.docx
@@ -1952,8 +1952,6 @@
                 <w:sz w:val="28"/>
               </w:rPr>
             </w:pPr>
-            <w:bookmarkStart w:id="0" w:name="_GoBack"/>
-            <w:bookmarkEnd w:id="0"/>
             <w:r>
               <w:rPr>
                 <w:rFonts w:ascii="Times New Roman" w:hAnsi="Times New Roman" w:cs="Times New Roman"/>
@@ -2053,13 +2051,526 @@
     <w:p>
       <w:pPr>
         <w:ind w:firstLine="709"/>
-        <w:jc w:val="both"/>
-        <w:rPr>
-          <w:rFonts w:ascii="Times New Roman" w:hAnsi="Times New Roman" w:cs="Times New Roman"/>
-          <w:sz w:val="28"/>
-        </w:rPr>
-      </w:pPr>
-    </w:p>
+        <w:jc w:val="center"/>
+        <w:rPr>
+          <w:rFonts w:ascii="Times New Roman" w:hAnsi="Times New Roman" w:cs="Times New Roman"/>
+          <w:b/>
+          <w:sz w:val="36"/>
+        </w:rPr>
+      </w:pPr>
+      <w:r>
+        <w:rPr>
+          <w:rFonts w:ascii="Times New Roman" w:hAnsi="Times New Roman" w:cs="Times New Roman"/>
+          <w:b/>
+          <w:sz w:val="36"/>
+        </w:rPr>
+        <w:lastRenderedPageBreak/>
+        <w:t>Как создавать и выкладывать мероприятия:</w:t>
+      </w:r>
+    </w:p>
+    <w:p>
+      <w:pPr>
+        <w:ind w:firstLine="709"/>
+        <w:jc w:val="center"/>
+        <w:rPr>
+          <w:rFonts w:ascii="Times New Roman" w:hAnsi="Times New Roman" w:cs="Times New Roman"/>
+          <w:b/>
+          <w:sz w:val="36"/>
+        </w:rPr>
+      </w:pPr>
+    </w:p>
+    <w:tbl>
+      <w:tblPr>
+        <w:tblStyle w:val="a3"/>
+        <w:tblW w:w="0" w:type="auto"/>
+        <w:tblLook w:val="04A0" w:firstRow="1" w:lastRow="0" w:firstColumn="1" w:lastColumn="0" w:noHBand="0" w:noVBand="1"/>
+      </w:tblPr>
+      <w:tblGrid>
+        <w:gridCol w:w="4239"/>
+        <w:gridCol w:w="6666"/>
+      </w:tblGrid>
+      <w:tr>
+        <w:tc>
+          <w:tcPr>
+            <w:tcW w:w="5452" w:type="dxa"/>
+          </w:tcPr>
+          <w:p>
+            <w:pPr>
+              <w:ind w:firstLine="709"/>
+              <w:jc w:val="both"/>
+              <w:rPr>
+                <w:rFonts w:ascii="Times New Roman" w:hAnsi="Times New Roman" w:cs="Times New Roman"/>
+                <w:sz w:val="28"/>
+              </w:rPr>
+            </w:pPr>
+            <w:r>
+              <w:rPr>
+                <w:rFonts w:ascii="Times New Roman" w:hAnsi="Times New Roman" w:cs="Times New Roman"/>
+                <w:sz w:val="28"/>
+              </w:rPr>
+              <w:t>1-е.</w:t>
+            </w:r>
+            <w:r>
+              <w:rPr>
+                <w:rFonts w:ascii="Times New Roman" w:hAnsi="Times New Roman" w:cs="Times New Roman"/>
+                <w:sz w:val="28"/>
+              </w:rPr>
+              <w:t xml:space="preserve"> </w:t>
+            </w:r>
+            <w:r>
+              <w:rPr>
+                <w:rFonts w:ascii="Times New Roman" w:hAnsi="Times New Roman" w:cs="Times New Roman"/>
+                <w:sz w:val="28"/>
+              </w:rPr>
+              <w:t>В левом меню выберите пункт «Мероприятия».</w:t>
+            </w:r>
+          </w:p>
+          <w:p>
+            <w:pPr>
+              <w:jc w:val="both"/>
+              <w:rPr>
+                <w:rFonts w:ascii="Times New Roman" w:hAnsi="Times New Roman" w:cs="Times New Roman"/>
+                <w:sz w:val="28"/>
+              </w:rPr>
+            </w:pPr>
+          </w:p>
+        </w:tc>
+        <w:tc>
+          <w:tcPr>
+            <w:tcW w:w="5453" w:type="dxa"/>
+          </w:tcPr>
+          <w:p>
+            <w:pPr>
+              <w:jc w:val="both"/>
+              <w:rPr>
+                <w:rFonts w:ascii="Times New Roman" w:hAnsi="Times New Roman" w:cs="Times New Roman"/>
+                <w:sz w:val="28"/>
+              </w:rPr>
+            </w:pPr>
+            <w:r>
+              <w:rPr>
+                <w:noProof/>
+                <w:lang w:eastAsia="ru-RU"/>
+              </w:rPr>
+              <w:drawing>
+                <wp:inline distT="0" distB="0" distL="0" distR="0" wp14:anchorId="51F55686" wp14:editId="07C114EA">
+                  <wp:extent cx="4086850" cy="3165764"/>
+                  <wp:effectExtent l="0" t="0" r="9525" b="0"/>
+                  <wp:docPr id="3" name="Рисунок 3"/>
+                  <wp:cNvGraphicFramePr>
+                    <a:graphicFrameLocks xmlns:a="http://schemas.openxmlformats.org/drawingml/2006/main" noChangeAspect="1"/>
+                  </wp:cNvGraphicFramePr>
+                  <a:graphic xmlns:a="http://schemas.openxmlformats.org/drawingml/2006/main">
+                    <a:graphicData uri="http://schemas.openxmlformats.org/drawingml/2006/picture">
+                      <pic:pic xmlns:pic="http://schemas.openxmlformats.org/drawingml/2006/picture">
+                        <pic:nvPicPr>
+                          <pic:cNvPr id="1" name=""/>
+                          <pic:cNvPicPr/>
+                        </pic:nvPicPr>
+                        <pic:blipFill>
+                          <a:blip r:embed="rId23"/>
+                          <a:stretch>
+                            <a:fillRect/>
+                          </a:stretch>
+                        </pic:blipFill>
+                        <pic:spPr>
+                          <a:xfrm>
+                            <a:off x="0" y="0"/>
+                            <a:ext cx="4098107" cy="3174484"/>
+                          </a:xfrm>
+                          <a:prstGeom prst="rect">
+                            <a:avLst/>
+                          </a:prstGeom>
+                        </pic:spPr>
+                      </pic:pic>
+                    </a:graphicData>
+                  </a:graphic>
+                </wp:inline>
+              </w:drawing>
+            </w:r>
+          </w:p>
+        </w:tc>
+      </w:tr>
+    </w:tbl>
+    <w:p>
+      <w:pPr>
+        <w:ind w:firstLine="709"/>
+        <w:jc w:val="both"/>
+        <w:rPr>
+          <w:rFonts w:ascii="Times New Roman" w:hAnsi="Times New Roman" w:cs="Times New Roman"/>
+          <w:sz w:val="28"/>
+        </w:rPr>
+      </w:pPr>
+    </w:p>
+    <w:tbl>
+      <w:tblPr>
+        <w:tblStyle w:val="a3"/>
+        <w:tblW w:w="0" w:type="auto"/>
+        <w:tblLook w:val="04A0" w:firstRow="1" w:lastRow="0" w:firstColumn="1" w:lastColumn="0" w:noHBand="0" w:noVBand="1"/>
+      </w:tblPr>
+      <w:tblGrid>
+        <w:gridCol w:w="4239"/>
+        <w:gridCol w:w="6666"/>
+      </w:tblGrid>
+      <w:tr>
+        <w:tc>
+          <w:tcPr>
+            <w:tcW w:w="5452" w:type="dxa"/>
+          </w:tcPr>
+          <w:p>
+            <w:pPr>
+              <w:ind w:firstLine="709"/>
+              <w:jc w:val="both"/>
+              <w:rPr>
+                <w:rFonts w:ascii="Times New Roman" w:hAnsi="Times New Roman" w:cs="Times New Roman"/>
+                <w:sz w:val="28"/>
+              </w:rPr>
+            </w:pPr>
+            <w:r>
+              <w:rPr>
+                <w:rFonts w:ascii="Times New Roman" w:hAnsi="Times New Roman" w:cs="Times New Roman"/>
+                <w:sz w:val="28"/>
+              </w:rPr>
+              <w:t>2</w:t>
+            </w:r>
+            <w:r>
+              <w:rPr>
+                <w:rFonts w:ascii="Times New Roman" w:hAnsi="Times New Roman" w:cs="Times New Roman"/>
+                <w:sz w:val="28"/>
+              </w:rPr>
+              <w:t>-е</w:t>
+            </w:r>
+            <w:r>
+              <w:rPr>
+                <w:rFonts w:ascii="Times New Roman" w:hAnsi="Times New Roman" w:cs="Times New Roman"/>
+                <w:sz w:val="28"/>
+              </w:rPr>
+              <w:t>. Следующим шагом нажмите «Добавить новое мероприятие».</w:t>
+            </w:r>
+          </w:p>
+          <w:p>
+            <w:pPr>
+              <w:jc w:val="both"/>
+              <w:rPr>
+                <w:rFonts w:ascii="Times New Roman" w:hAnsi="Times New Roman" w:cs="Times New Roman"/>
+                <w:sz w:val="28"/>
+              </w:rPr>
+            </w:pPr>
+          </w:p>
+        </w:tc>
+        <w:tc>
+          <w:tcPr>
+            <w:tcW w:w="5453" w:type="dxa"/>
+          </w:tcPr>
+          <w:p>
+            <w:pPr>
+              <w:jc w:val="both"/>
+              <w:rPr>
+                <w:rFonts w:ascii="Times New Roman" w:hAnsi="Times New Roman" w:cs="Times New Roman"/>
+                <w:sz w:val="28"/>
+              </w:rPr>
+            </w:pPr>
+            <w:r>
+              <w:rPr>
+                <w:noProof/>
+                <w:lang w:eastAsia="ru-RU"/>
+              </w:rPr>
+              <w:drawing>
+                <wp:inline distT="0" distB="0" distL="0" distR="0" wp14:anchorId="402179EC" wp14:editId="5F4F2228">
+                  <wp:extent cx="4088414" cy="2313709"/>
+                  <wp:effectExtent l="0" t="0" r="7620" b="0"/>
+                  <wp:docPr id="13" name="Рисунок 13"/>
+                  <wp:cNvGraphicFramePr>
+                    <a:graphicFrameLocks xmlns:a="http://schemas.openxmlformats.org/drawingml/2006/main" noChangeAspect="1"/>
+                  </wp:cNvGraphicFramePr>
+                  <a:graphic xmlns:a="http://schemas.openxmlformats.org/drawingml/2006/main">
+                    <a:graphicData uri="http://schemas.openxmlformats.org/drawingml/2006/picture">
+                      <pic:pic xmlns:pic="http://schemas.openxmlformats.org/drawingml/2006/picture">
+                        <pic:nvPicPr>
+                          <pic:cNvPr id="1" name=""/>
+                          <pic:cNvPicPr/>
+                        </pic:nvPicPr>
+                        <pic:blipFill>
+                          <a:blip r:embed="rId24"/>
+                          <a:stretch>
+                            <a:fillRect/>
+                          </a:stretch>
+                        </pic:blipFill>
+                        <pic:spPr>
+                          <a:xfrm>
+                            <a:off x="0" y="0"/>
+                            <a:ext cx="4094897" cy="2317378"/>
+                          </a:xfrm>
+                          <a:prstGeom prst="rect">
+                            <a:avLst/>
+                          </a:prstGeom>
+                        </pic:spPr>
+                      </pic:pic>
+                    </a:graphicData>
+                  </a:graphic>
+                </wp:inline>
+              </w:drawing>
+            </w:r>
+          </w:p>
+        </w:tc>
+      </w:tr>
+    </w:tbl>
+    <w:p>
+      <w:pPr>
+        <w:ind w:firstLine="709"/>
+        <w:jc w:val="both"/>
+        <w:rPr>
+          <w:rFonts w:ascii="Times New Roman" w:hAnsi="Times New Roman" w:cs="Times New Roman"/>
+          <w:sz w:val="28"/>
+        </w:rPr>
+      </w:pPr>
+    </w:p>
+    <w:tbl>
+      <w:tblPr>
+        <w:tblStyle w:val="a3"/>
+        <w:tblW w:w="0" w:type="auto"/>
+        <w:tblLook w:val="04A0" w:firstRow="1" w:lastRow="0" w:firstColumn="1" w:lastColumn="0" w:noHBand="0" w:noVBand="1"/>
+      </w:tblPr>
+      <w:tblGrid>
+        <w:gridCol w:w="5215"/>
+        <w:gridCol w:w="5690"/>
+      </w:tblGrid>
+      <w:tr>
+        <w:tc>
+          <w:tcPr>
+            <w:tcW w:w="5452" w:type="dxa"/>
+          </w:tcPr>
+          <w:p>
+            <w:pPr>
+              <w:ind w:firstLine="709"/>
+              <w:jc w:val="both"/>
+              <w:rPr>
+                <w:rFonts w:ascii="Times New Roman" w:hAnsi="Times New Roman" w:cs="Times New Roman"/>
+                <w:sz w:val="28"/>
+              </w:rPr>
+            </w:pPr>
+            <w:r>
+              <w:rPr>
+                <w:rFonts w:ascii="Times New Roman" w:hAnsi="Times New Roman" w:cs="Times New Roman"/>
+                <w:sz w:val="28"/>
+              </w:rPr>
+              <w:t>3</w:t>
+            </w:r>
+            <w:r>
+              <w:rPr>
+                <w:rFonts w:ascii="Times New Roman" w:hAnsi="Times New Roman" w:cs="Times New Roman"/>
+                <w:sz w:val="28"/>
+              </w:rPr>
+              <w:t>-е</w:t>
+            </w:r>
+            <w:r>
+              <w:rPr>
+                <w:rFonts w:ascii="Times New Roman" w:hAnsi="Times New Roman" w:cs="Times New Roman"/>
+                <w:sz w:val="28"/>
+              </w:rPr>
+              <w:t>. Затем введите все данные: название мероприятия, описание, дату и добавьте изображение.</w:t>
+            </w:r>
+          </w:p>
+          <w:p>
+            <w:pPr>
+              <w:jc w:val="both"/>
+              <w:rPr>
+                <w:rFonts w:ascii="Times New Roman" w:hAnsi="Times New Roman" w:cs="Times New Roman"/>
+                <w:sz w:val="28"/>
+              </w:rPr>
+            </w:pPr>
+          </w:p>
+        </w:tc>
+        <w:tc>
+          <w:tcPr>
+            <w:tcW w:w="5453" w:type="dxa"/>
+          </w:tcPr>
+          <w:p>
+            <w:pPr>
+              <w:jc w:val="both"/>
+              <w:rPr>
+                <w:rFonts w:ascii="Times New Roman" w:hAnsi="Times New Roman" w:cs="Times New Roman"/>
+                <w:sz w:val="28"/>
+              </w:rPr>
+            </w:pPr>
+            <w:r>
+              <w:rPr>
+                <w:noProof/>
+                <w:lang w:eastAsia="ru-RU"/>
+              </w:rPr>
+              <w:drawing>
+                <wp:inline distT="0" distB="0" distL="0" distR="0" wp14:anchorId="049D8197" wp14:editId="01B04610">
+                  <wp:extent cx="3476033" cy="1620981"/>
+                  <wp:effectExtent l="0" t="0" r="0" b="0"/>
+                  <wp:docPr id="23" name="Рисунок 23"/>
+                  <wp:cNvGraphicFramePr>
+                    <a:graphicFrameLocks xmlns:a="http://schemas.openxmlformats.org/drawingml/2006/main" noChangeAspect="1"/>
+                  </wp:cNvGraphicFramePr>
+                  <a:graphic xmlns:a="http://schemas.openxmlformats.org/drawingml/2006/main">
+                    <a:graphicData uri="http://schemas.openxmlformats.org/drawingml/2006/picture">
+                      <pic:pic xmlns:pic="http://schemas.openxmlformats.org/drawingml/2006/picture">
+                        <pic:nvPicPr>
+                          <pic:cNvPr id="1" name=""/>
+                          <pic:cNvPicPr/>
+                        </pic:nvPicPr>
+                        <pic:blipFill>
+                          <a:blip r:embed="rId25"/>
+                          <a:stretch>
+                            <a:fillRect/>
+                          </a:stretch>
+                        </pic:blipFill>
+                        <pic:spPr>
+                          <a:xfrm>
+                            <a:off x="0" y="0"/>
+                            <a:ext cx="3495844" cy="1630220"/>
+                          </a:xfrm>
+                          <a:prstGeom prst="rect">
+                            <a:avLst/>
+                          </a:prstGeom>
+                        </pic:spPr>
+                      </pic:pic>
+                    </a:graphicData>
+                  </a:graphic>
+                </wp:inline>
+              </w:drawing>
+            </w:r>
+          </w:p>
+        </w:tc>
+      </w:tr>
+    </w:tbl>
+    <w:p>
+      <w:pPr>
+        <w:ind w:firstLine="709"/>
+        <w:jc w:val="both"/>
+        <w:rPr>
+          <w:rFonts w:ascii="Times New Roman" w:hAnsi="Times New Roman" w:cs="Times New Roman"/>
+          <w:sz w:val="28"/>
+        </w:rPr>
+      </w:pPr>
+    </w:p>
+    <w:tbl>
+      <w:tblPr>
+        <w:tblStyle w:val="a3"/>
+        <w:tblW w:w="0" w:type="auto"/>
+        <w:tblLook w:val="04A0" w:firstRow="1" w:lastRow="0" w:firstColumn="1" w:lastColumn="0" w:noHBand="0" w:noVBand="1"/>
+      </w:tblPr>
+      <w:tblGrid>
+        <w:gridCol w:w="4376"/>
+        <w:gridCol w:w="6529"/>
+      </w:tblGrid>
+      <w:tr>
+        <w:tc>
+          <w:tcPr>
+            <w:tcW w:w="5452" w:type="dxa"/>
+          </w:tcPr>
+          <w:p>
+            <w:pPr>
+              <w:ind w:firstLine="709"/>
+              <w:jc w:val="both"/>
+              <w:rPr>
+                <w:rFonts w:ascii="Times New Roman" w:hAnsi="Times New Roman" w:cs="Times New Roman"/>
+                <w:sz w:val="28"/>
+              </w:rPr>
+            </w:pPr>
+            <w:r>
+              <w:rPr>
+                <w:rFonts w:ascii="Times New Roman" w:hAnsi="Times New Roman" w:cs="Times New Roman"/>
+                <w:sz w:val="28"/>
+              </w:rPr>
+              <w:lastRenderedPageBreak/>
+              <w:t>4</w:t>
+            </w:r>
+            <w:r>
+              <w:rPr>
+                <w:rFonts w:ascii="Times New Roman" w:hAnsi="Times New Roman" w:cs="Times New Roman"/>
+                <w:sz w:val="28"/>
+              </w:rPr>
+              <w:t>-е</w:t>
+            </w:r>
+            <w:r>
+              <w:rPr>
+                <w:rFonts w:ascii="Times New Roman" w:hAnsi="Times New Roman" w:cs="Times New Roman"/>
+                <w:sz w:val="28"/>
+              </w:rPr>
+              <w:t xml:space="preserve">. </w:t>
+            </w:r>
+            <w:bookmarkStart w:id="0" w:name="_GoBack"/>
+            <w:bookmarkEnd w:id="0"/>
+            <w:r>
+              <w:rPr>
+                <w:rFonts w:ascii="Times New Roman" w:hAnsi="Times New Roman" w:cs="Times New Roman"/>
+                <w:sz w:val="28"/>
+              </w:rPr>
+              <w:t>После этого дважды нажмите «Опубликовать».</w:t>
+            </w:r>
+          </w:p>
+          <w:p>
+            <w:pPr>
+              <w:jc w:val="both"/>
+              <w:rPr>
+                <w:rFonts w:ascii="Times New Roman" w:hAnsi="Times New Roman" w:cs="Times New Roman"/>
+                <w:sz w:val="28"/>
+              </w:rPr>
+            </w:pPr>
+          </w:p>
+        </w:tc>
+        <w:tc>
+          <w:tcPr>
+            <w:tcW w:w="5453" w:type="dxa"/>
+          </w:tcPr>
+          <w:p>
+            <w:pPr>
+              <w:jc w:val="both"/>
+              <w:rPr>
+                <w:rFonts w:ascii="Times New Roman" w:hAnsi="Times New Roman" w:cs="Times New Roman"/>
+                <w:sz w:val="28"/>
+              </w:rPr>
+            </w:pPr>
+            <w:r>
+              <w:rPr>
+                <w:noProof/>
+                <w:lang w:eastAsia="ru-RU"/>
+              </w:rPr>
+              <w:drawing>
+                <wp:inline distT="0" distB="0" distL="0" distR="0" wp14:anchorId="562C64E0" wp14:editId="509F668F">
+                  <wp:extent cx="4008885" cy="3685309"/>
+                  <wp:effectExtent l="0" t="0" r="0" b="0"/>
+                  <wp:docPr id="25" name="Рисунок 25"/>
+                  <wp:cNvGraphicFramePr>
+                    <a:graphicFrameLocks xmlns:a="http://schemas.openxmlformats.org/drawingml/2006/main" noChangeAspect="1"/>
+                  </wp:cNvGraphicFramePr>
+                  <a:graphic xmlns:a="http://schemas.openxmlformats.org/drawingml/2006/main">
+                    <a:graphicData uri="http://schemas.openxmlformats.org/drawingml/2006/picture">
+                      <pic:pic xmlns:pic="http://schemas.openxmlformats.org/drawingml/2006/picture">
+                        <pic:nvPicPr>
+                          <pic:cNvPr id="1" name=""/>
+                          <pic:cNvPicPr/>
+                        </pic:nvPicPr>
+                        <pic:blipFill>
+                          <a:blip r:embed="rId26"/>
+                          <a:stretch>
+                            <a:fillRect/>
+                          </a:stretch>
+                        </pic:blipFill>
+                        <pic:spPr>
+                          <a:xfrm>
+                            <a:off x="0" y="0"/>
+                            <a:ext cx="4016292" cy="3692118"/>
+                          </a:xfrm>
+                          <a:prstGeom prst="rect">
+                            <a:avLst/>
+                          </a:prstGeom>
+                        </pic:spPr>
+                      </pic:pic>
+                    </a:graphicData>
+                  </a:graphic>
+                </wp:inline>
+              </w:drawing>
+            </w:r>
+          </w:p>
+        </w:tc>
+      </w:tr>
+    </w:tbl>
     <w:p>
       <w:pPr>
         <w:ind w:firstLine="709"/>
@@ -2570,7 +3081,7 @@
   <w:style w:type="paragraph" w:default="1" w:styleId="a">
     <w:name w:val="Normal"/>
     <w:qFormat/>
-    <w:rsid w:val="00DB16A5"/>
+    <w:rsid w:val="008151D5"/>
   </w:style>
   <w:style w:type="character" w:default="1" w:styleId="a0">
     <w:name w:val="Default Paragraph Font"/>
